--- a/Documents/КР-6__БИВТ-24-4__Кадыров_Артур_Рустамович__Toy_Shelf.docx
+++ b/Documents/КР-6__БИВТ-24-4__Кадыров_Артур_Рустамович__Toy_Shelf.docx
@@ -335,7 +335,7 @@
           <w:b w:val="0"/>
           <w:sz w:val="24"/>
         </w:rPr>
-        <w:t>Предметной областью курсовой работы является разработка персонального клиент-серверного веб-приложения для учета игрушек и пользователей. Приложение Toy Shelf ориентировано на демонстрацию базовых возможностей современного веб-стека: клиентского интерфейса, серверного API, валидации входных данных, обработки ошибок, логирования и управления доступом по категориям клиентов.</w:t>
+        <w:t>Предметной областью курсовой работы является разработка персонального клиент-серверного веб-приложения для учета игрушек и пользователей системы. Приложение Toy Shelf демонстрирует типовой сценарий работы небольшого веб-сервиса: пользователь открывает клиентскую часть в браузере, проходит демонстрационную авторизацию, просматривает каталог игрушек и список пользователей, а при наличии прав администратора создает новых пользователей.</w:t>
       </w:r>
     </w:p>
     <w:p>
@@ -349,7 +349,7 @@
           <w:b w:val="0"/>
           <w:sz w:val="24"/>
         </w:rPr>
-        <w:t>В рамках выбранной темы игрушка рассматривается как элемент каталога, а пользователь — как участник системы. Пользователи делятся на категории: гость, клиент и администратор. Гость может просматривать демонстрационные данные, клиент получает обычный пользовательский доступ, администратор может создавать новых пользователей через интерфейс.</w:t>
+        <w:t>Тема «игрушка» выбрана как простая и наглядная предметная область. Игрушка в приложении выступает объектом каталога, который имеет название, категорию, цену и признак наличия. Пользователь выступает субъектом системы и содержит идентификатор, имя, адрес электронной почты и необязательный возраст. Такое разделение позволяет показать и предметную часть интерфейса, и обязательную часть задания, связанную с API пользователей.</w:t>
       </w:r>
     </w:p>
     <w:p>
@@ -363,7 +363,21 @@
           <w:b w:val="0"/>
           <w:sz w:val="24"/>
         </w:rPr>
-        <w:t>Основная проблема предметной области состоит в необходимости централизованно получать данные о пользователях и демонстрационном каталоге, проверять корректность вводимых данных и ограничивать доступ к отдельным действиям в зависимости от категории пользователя.</w:t>
+        <w:t>Проблема предметной области состоит в необходимости централизованно получать и проверять данные, а также ограничивать действия пользователей по категориям доступа. В простом приложении без валидации пользователь может отправить пустое имя или некорректный email, из-за чего данные становятся непригодными для дальнейшей обработки. Без разделения доступа любой посетитель мог бы выполнять административные действия. Поэтому в приложении предусмотрены серверная проверка входных данных, обработка ошибок и клиентское управление доступом.</w:t>
+      </w:r>
+    </w:p>
+    <w:p>
+      <w:pPr>
+        <w:spacing w:line="360" w:lineRule="auto" w:after="120"/>
+        <w:jc w:val="both"/>
+      </w:pPr>
+      <w:r>
+        <w:rPr>
+          <w:rFonts w:ascii="Times New Roman" w:hAnsi="Times New Roman" w:eastAsia="Times New Roman"/>
+          <w:b w:val="0"/>
+          <w:sz w:val="24"/>
+        </w:rPr>
+        <w:t>Приложение ориентировано на учебную демонстрацию возможностей курса: HTML и CSS применяются в клиентском интерфейсе, LocalStorage используется для сохранения демо-сессии, REST API реализует обмен между клиентом и сервером, а NestJS показывает работу контроллеров, сервисов, провайдеров, декораторов, DTO и фильтров исключений.</w:t>
       </w:r>
     </w:p>
     <w:p>
@@ -392,7 +406,7 @@
           <w:b w:val="0"/>
           <w:sz w:val="24"/>
         </w:rPr>
-        <w:t>Цель работы — разработать персональное клиент-серверное приложение Toy Shelf с использованием HTML, CSS, React, NestJS, REST API, LocalStorage и средств валидации данных.</w:t>
+        <w:t>Цель работы — разработать персональное клиент-серверное приложение Toy Shelf, проверить его работоспособность и подготовить пояснительную записку по выполненной работе. Приложение должно демонстрировать основные изученные возможности: HTML, CSS, API, LocalStorage, Git, управление доступом по категориям клиентов, обработку HTTP-запросов и валидацию данных.</w:t>
       </w:r>
     </w:p>
     <w:p>
@@ -406,7 +420,7 @@
           <w:b w:val="0"/>
           <w:sz w:val="24"/>
         </w:rPr>
-        <w:t>Серверная часть должна предоставлять обязательные endpoint: GET /users для получения списка всех пользователей, GET /users/:id для получения пользователя по идентификатору и POST /users для создания нового пользователя.</w:t>
+        <w:t>В серверной части необходимо реализовать REST API для работы с пользователями. Обязательные endpoint: GET /users — получение списка всех пользователей, GET /users/:id — получение пользователя по идентификатору, POST /users — создание нового пользователя. Каждый пользователь содержит поля id, name, email и age. Поля id, name и email являются обязательными, поле age является необязательным.</w:t>
       </w:r>
     </w:p>
     <w:p>
@@ -420,7 +434,7 @@
           <w:b w:val="0"/>
           <w:sz w:val="24"/>
         </w:rPr>
-        <w:t>Каждый пользователь содержит поля id, name, email и age. Поля id, name и email обязательны. Поле age является необязательным. Поле email должно быть валидным адресом электронной почты. Данные пользователей хранятся в памяти приложения и не сохраняются между перезапусками сервера.</w:t>
+        <w:t>Поле email должно проходить проверку формата адреса электронной почты. Для этого в проекте используется библиотека class-validator. Входные данные проверяются через DTO и глобальный ValidationPipe, что позволяет отклонять некорректные запросы до попадания данных в сервисную логику.</w:t>
       </w:r>
     </w:p>
     <w:p>
@@ -434,7 +448,21 @@
           <w:b w:val="0"/>
           <w:sz w:val="24"/>
         </w:rPr>
-        <w:t>Дополнительно реализованы endpoint POST /auth/login для демонстрационной авторизации и GET /toys для отображения каталога игрушек. Эти endpoint расширяют предметную область и позволяют показать управление доступом на клиентской стороне.</w:t>
+        <w:t>По индивидуальной постановке задания данные пользователей должны храниться в памяти и не должны сохраняться между перезапусками приложения. Поэтому в проекте не используется постоянная база данных: массив пользователей хранится внутри UsersService. Это решение соответствует специальному требованию о временном хранении данных. В PDF с общими требованиями к курсовой работе приведены расширенные требования к БД; для данной версии задания они не применяются, поскольку противоречат условию о хранении данных в памяти.</w:t>
+      </w:r>
+    </w:p>
+    <w:p>
+      <w:pPr>
+        <w:spacing w:line="360" w:lineRule="auto" w:after="120"/>
+        <w:jc w:val="both"/>
+      </w:pPr>
+      <w:r>
+        <w:rPr>
+          <w:rFonts w:ascii="Times New Roman" w:hAnsi="Times New Roman" w:eastAsia="Times New Roman"/>
+          <w:b w:val="0"/>
+          <w:sz w:val="24"/>
+        </w:rPr>
+        <w:t>Дополнительно реализованы endpoint POST /auth/login для демонстрации категорий доступа и GET /toys для вывода каталога игрушек. Эти возможности не заменяют обязательные endpoint /users, а расширяют приложение и позволяют показать клиентскую работу с ролями.</w:t>
       </w:r>
     </w:p>
     <w:p>
@@ -463,7 +491,7 @@
           <w:b w:val="0"/>
           <w:sz w:val="24"/>
         </w:rPr>
-        <w:t>Приложение построено по клиент-серверной архитектуре. Клиентская часть реализована на React и запускается отдельно через Vite. Серверная часть реализована на NestJS и предоставляет REST API в формате JSON. Обмен данными выполняется по HTTP с использованием Fetch API.</w:t>
+        <w:t>Toy Shelf построен по клиент-серверной архитектуре. Клиентская часть реализована на React и запускается через Vite. Серверная часть реализована на NestJS и запускается как отдельное HTTP-приложение. Клиент и сервер взаимодействуют по протоколу HTTP, а данные передаются в формате JSON.</w:t>
       </w:r>
     </w:p>
     <w:p>
@@ -477,7 +505,7 @@
           <w:b w:val="0"/>
           <w:sz w:val="24"/>
         </w:rPr>
-        <w:t>React-клиент отвечает за отображение интерфейса, отправку запросов, обработку пользовательского ввода и хранение демо-сессии в LocalStorage. NestJS-сервер отвечает за маршрутизацию запросов, валидацию DTO, вызов сервисов, формирование ответов и обработку исключений.</w:t>
+        <w:t>Клиентская часть отвечает за отображение интерфейса, хранение состояния, ввод данных, отправку fetch-запросов и сохранение демо-сессии в LocalStorage. Серверная часть отвечает за маршрутизацию, валидацию данных, выполнение бизнес-логики, формирование JSON-ответов, обработку исключений и логирование запросов.</w:t>
       </w:r>
     </w:p>
     <w:p>
@@ -491,7 +519,35 @@
           <w:b w:val="0"/>
           <w:sz w:val="24"/>
         </w:rPr>
-        <w:t>Слой хранения данных реализован в памяти серверного процесса. Такой подход соответствует условию задания: данные не сохраняются между перезапусками приложения. Для реальной эксплуатации этот слой можно заменить базой данных без изменения внешнего API.</w:t>
+        <w:t>Архитектура сервера разделена на модули. UsersModule отвечает за пользователей, AuthModule — за демонстрационную авторизацию и категории доступа, ToysModule — за каталог игрушек. Такое разделение упрощает сопровождение проекта: каждая предметная область имеет собственный контроллер и сервис.</w:t>
+      </w:r>
+    </w:p>
+    <w:p>
+      <w:pPr>
+        <w:spacing w:line="360" w:lineRule="auto" w:after="120"/>
+        <w:jc w:val="both"/>
+      </w:pPr>
+      <w:r>
+        <w:rPr>
+          <w:rFonts w:ascii="Times New Roman" w:hAnsi="Times New Roman" w:eastAsia="Times New Roman"/>
+          <w:b w:val="0"/>
+          <w:sz w:val="24"/>
+        </w:rPr>
+        <w:t>Контроллеры принимают HTTP-запросы и извлекают из них параметры. Сервисы выполняют прикладную логику и хранят данные. DTO описывают структуру входных данных и правила проверки. Провайдеры NestJS позволяют внедрять сервисы в контроллеры через dependency injection.</w:t>
+      </w:r>
+    </w:p>
+    <w:p>
+      <w:pPr>
+        <w:spacing w:line="360" w:lineRule="auto" w:after="120"/>
+        <w:jc w:val="both"/>
+      </w:pPr>
+      <w:r>
+        <w:rPr>
+          <w:rFonts w:ascii="Times New Roman" w:hAnsi="Times New Roman" w:eastAsia="Times New Roman"/>
+          <w:b w:val="0"/>
+          <w:sz w:val="24"/>
+        </w:rPr>
+        <w:t>В приложении используется CORS, чтобы React-клиент мог обращаться к API NestJS во время локальной разработки. Сервер запускается на порту 3000, клиент Vite обычно запускается на порту 5173.</w:t>
       </w:r>
     </w:p>
     <w:tbl>
@@ -772,7 +828,7 @@
           <w:b/>
           <w:sz w:val="28"/>
         </w:rPr>
-        <w:t>4. Описание структуры данных</w:t>
+        <w:t>4. Описание структуры БД</w:t>
       </w:r>
     </w:p>
     <w:p>
@@ -786,7 +842,7 @@
           <w:b w:val="0"/>
           <w:sz w:val="24"/>
         </w:rPr>
-        <w:t>В проекте используется in-memory модель хранения. Основная сущность User описывает пользователя системы и содержит уникальный идентификатор, имя, email и необязательный возраст. Идентификатор создается сервером с помощью randomUUID.</w:t>
+        <w:t>В данной реализации постоянная база данных отсутствует, потому что индивидуальное задание требует хранить данные в памяти и не сохранять их между перезапусками приложения. Поэтому раздел описывает не физическую БД, а структуру in-memory данных, используемых серверной частью.</w:t>
       </w:r>
     </w:p>
     <w:p>
@@ -800,7 +856,7 @@
           <w:b w:val="0"/>
           <w:sz w:val="24"/>
         </w:rPr>
-        <w:t>Демонстрационная сущность Toy используется для отображения предметной области. Она содержит id, title, category, price и available. Каталог игрушек не является обязательной частью API по заданию, но используется для раскрытия темы приложения и демонстрации клиентского интерфейса.</w:t>
+        <w:t>Основная структура данных — User. Она используется обязательными endpoint /users и хранится в массиве внутри UsersService. При создании пользователя сервер самостоятельно генерирует id с помощью randomUUID. Клиент не передает id в POST-запросе, что предотвращает конфликт идентификаторов.</w:t>
       </w:r>
     </w:p>
     <w:p>
@@ -814,7 +870,35 @@
           <w:b w:val="0"/>
           <w:sz w:val="24"/>
         </w:rPr>
-        <w:t>Так как данные хранятся в памяти, при каждом перезапуске сервера массив пользователей заново инициализируется начальными демонстрационными значениями. Это поведение специально сохранено, потому что оно прямо указано в задании.</w:t>
+        <w:t>Сущность User включает поля id, name, email и age. Поле name хранит имя пользователя, email хранит адрес электронной почты, age хранит возраст и может отсутствовать. Перед сохранением email приводится к нижнему регистру, а name очищается от лишних пробелов по краям.</w:t>
+      </w:r>
+    </w:p>
+    <w:p>
+      <w:pPr>
+        <w:spacing w:line="360" w:lineRule="auto" w:after="120"/>
+        <w:jc w:val="both"/>
+      </w:pPr>
+      <w:r>
+        <w:rPr>
+          <w:rFonts w:ascii="Times New Roman" w:hAnsi="Times New Roman" w:eastAsia="Times New Roman"/>
+          <w:b w:val="0"/>
+          <w:sz w:val="24"/>
+        </w:rPr>
+        <w:t>Дополнительная структура Toy используется для отображения темы приложения. Она содержит id, title, category, price и available. Данные игрушек также хранятся в памяти и служат для демонстрации интерфейса и работы клиента с API.</w:t>
+      </w:r>
+    </w:p>
+    <w:p>
+      <w:pPr>
+        <w:spacing w:line="360" w:lineRule="auto" w:after="120"/>
+        <w:jc w:val="both"/>
+      </w:pPr>
+      <w:r>
+        <w:rPr>
+          <w:rFonts w:ascii="Times New Roman" w:hAnsi="Times New Roman" w:eastAsia="Times New Roman"/>
+          <w:b w:val="0"/>
+          <w:sz w:val="24"/>
+        </w:rPr>
+        <w:t>При перезапуске backend-приложения все созданные во время работы пользователи исчезают, а сервис снова инициализируется начальными демонстрационными данными. Это поведение проверяется вручную: создать пользователя, убедиться, что он появился в GET /users, перезапустить сервер и повторно открыть GET /users.</w:t>
       </w:r>
     </w:p>
     <w:tbl>
@@ -1261,7 +1345,7 @@
           <w:b w:val="0"/>
           <w:sz w:val="24"/>
         </w:rPr>
-        <w:t>Серверная часть разработана на NestJS. Главный модуль AppModule подключает UsersModule, AuthModule и ToysModule. Каждый модуль объединяет контроллеры и сервисы соответствующей области.</w:t>
+        <w:t>Серверная часть реализована на NestJS. Входной файл main.ts создает приложение через NestFactory, включает CORS, подключает глобальный ValidationPipe, регистрирует фильтр исключений HttpExceptionFilter и middleware логирования RequestLoggerMiddleware.</w:t>
       </w:r>
     </w:p>
     <w:p>
@@ -1275,7 +1359,7 @@
           <w:b w:val="0"/>
           <w:sz w:val="24"/>
         </w:rPr>
-        <w:t>UsersController содержит обработчики GET /users, GET /users/:id и POST /users. Контроллер принимает HTTP-запросы, извлекает параметры и тело запроса, после чего передает работу в UsersService. UsersService хранит массив пользователей, выполняет поиск, создание пользователя и проверку уникальности email.</w:t>
+        <w:t>AppModule является корневым модулем приложения. Он подключает UsersModule, AuthModule и ToysModule. Модульная структура соответствует подходу NestJS: каждая область содержит собственный контроллер и сервис, а сервисы регистрируются как провайдеры.</w:t>
       </w:r>
     </w:p>
     <w:p>
@@ -1289,7 +1373,7 @@
           <w:b w:val="0"/>
           <w:sz w:val="24"/>
         </w:rPr>
-        <w:t>CreateUserDto содержит правила валидации данных: name должен быть непустой строкой, email должен соответствовать формату электронной почты, age является необязательным целым числом от 1 до 120. Для проверки используется библиотека class-validator, а преобразование типов выполняется через class-transformer.</w:t>
+        <w:t>UsersController реализует обязательные endpoint задания. Метод findAll обрабатывает GET /users и возвращает весь массив пользователей. Метод findOne обрабатывает GET /users/:id и передает id в сервис. Метод create обрабатывает POST /users, принимает DTO из тела запроса и создает пользователя.</w:t>
       </w:r>
     </w:p>
     <w:p>
@@ -1303,7 +1387,7 @@
           <w:b w:val="0"/>
           <w:sz w:val="24"/>
         </w:rPr>
-        <w:t>В main.ts подключен глобальный ValidationPipe. Он выполняет проверку DTO, преобразует входные данные и запрещает лишние поля. Для обработки ошибок используется HttpExceptionFilter, который возвращает единый JSON-ответ со статусом, временем и деталями ошибки.</w:t>
+        <w:t>UsersService содержит прикладную логику работы с пользователями. Метод findAll возвращает массив, findOne ищет пользователя по id и выбрасывает NotFoundException при отсутствии записи, create проверяет уникальность email и выбрасывает ConflictException при повторе адреса. После проверки создается объект User с новым id.</w:t>
       </w:r>
     </w:p>
     <w:p>
@@ -1317,7 +1401,7 @@
           <w:b w:val="0"/>
           <w:sz w:val="24"/>
         </w:rPr>
-        <w:t>Логирование запросов реализовано через RequestLoggerMiddleware. Для каждого HTTP-запроса фиксируются метод, путь, код ответа и время выполнения. Это помогает анализировать работу приложения и быстрее находить ошибки при тестировании.</w:t>
+        <w:t>CreateUserDto описывает входные данные POST /users. Для name используются IsString и IsNotEmpty. Для email используются IsEmail и IsNotEmpty. Для age используются IsOptional, Type, IsInt, Min и Max. Благодаря этому сервер отклоняет пустые обязательные поля, некорректный email, лишние поля и некорректный возраст.</w:t>
       </w:r>
     </w:p>
     <w:p>
@@ -1331,7 +1415,63 @@
           <w:b w:val="0"/>
           <w:sz w:val="24"/>
         </w:rPr>
-        <w:t>AuthService демонстрирует базовые принципы безопасности. Пароли демо-пользователей не хранятся как открытый текст: для сравнения используется bcrypt-хеш. В учебной версии возвращается демонстрационный token. В промышленном приложении его следует заменить на JWT или защищенные серверные сессии.</w:t>
+        <w:t>HttpExceptionFilter приводит ошибки к единому виду JSON. Ответ содержит statusCode, timestamp и details. Такой формат удобен для клиента: frontend может получить сообщение ошибки и вывести его пользователю в интерфейсе.</w:t>
+      </w:r>
+    </w:p>
+    <w:p>
+      <w:pPr>
+        <w:spacing w:line="360" w:lineRule="auto" w:after="120"/>
+        <w:jc w:val="both"/>
+      </w:pPr>
+      <w:r>
+        <w:rPr>
+          <w:rFonts w:ascii="Times New Roman" w:hAnsi="Times New Roman" w:eastAsia="Times New Roman"/>
+          <w:b w:val="0"/>
+          <w:sz w:val="24"/>
+        </w:rPr>
+        <w:t>RequestLoggerMiddleware фиксирует метод запроса, URL, HTTP-статус и время выполнения в миллисекундах. Логирование помогает при защите показать, что сервер действительно получает запросы от клиента и корректно отвечает на них.</w:t>
+      </w:r>
+    </w:p>
+    <w:p>
+      <w:pPr>
+        <w:spacing w:line="360" w:lineRule="auto" w:after="120"/>
+        <w:jc w:val="both"/>
+      </w:pPr>
+      <w:r>
+        <w:rPr>
+          <w:rFonts w:ascii="Times New Roman" w:hAnsi="Times New Roman" w:eastAsia="Times New Roman"/>
+          <w:b w:val="0"/>
+          <w:sz w:val="24"/>
+        </w:rPr>
+        <w:t>AuthService реализует демонстрационную авторизацию. Для ролей admin и client используются логины и bcrypt-хеши паролей. Пароли не хранятся в открытом виде. Для guest предусмотрен упрощенный вход без пароля. В ответ клиент получает демонстрационный token, роль и логин.</w:t>
+      </w:r>
+    </w:p>
+    <w:p>
+      <w:pPr>
+        <w:spacing w:line="360" w:lineRule="auto" w:after="120"/>
+        <w:jc w:val="both"/>
+      </w:pPr>
+      <w:r>
+        <w:rPr>
+          <w:rFonts w:ascii="Times New Roman" w:hAnsi="Times New Roman" w:eastAsia="Times New Roman"/>
+          <w:b w:val="0"/>
+          <w:sz w:val="24"/>
+        </w:rPr>
+        <w:t>С точки зрения безопасности важно, что проверка прав на создание пользователя в данной реализации демонстрируется на клиентской стороне. Для реального промышленного приложения нужно дополнительно проверять роль на сервере через guards и JWT. В рамках курсовой это описано как направление развития, а текущая версия показывает управление доступом по категориям клиентов.</w:t>
+      </w:r>
+    </w:p>
+    <w:p>
+      <w:pPr>
+        <w:spacing w:line="360" w:lineRule="auto" w:after="120"/>
+        <w:jc w:val="both"/>
+      </w:pPr>
+      <w:r>
+        <w:rPr>
+          <w:rFonts w:ascii="Times New Roman" w:hAnsi="Times New Roman" w:eastAsia="Times New Roman"/>
+          <w:b w:val="0"/>
+          <w:sz w:val="24"/>
+        </w:rPr>
+        <w:t>Проверка API выполняется через браузер, Postman, Thunder Client или PowerShell. Например, GET http://localhost:3000/users возвращает массив пользователей, а POST http://localhost:3000/users с телом {"name":"Test User","email":"test@example.com","age":20} создает нового пользователя.</w:t>
       </w:r>
     </w:p>
     <w:tbl>
@@ -1741,7 +1881,7 @@
           <w:b w:val="0"/>
           <w:sz w:val="24"/>
         </w:rPr>
-        <w:t>Клиентская часть разработана на React. В файле App.jsx реализованы основные состояния приложения: текущая сессия, форма входа, список пользователей, список игрушек, форма создания пользователя и сообщение об ошибке.</w:t>
+        <w:t>Клиентская часть реализована на React и Vite. Главный компонент App.jsx содержит состояние текущей сессии, формы входа, списка пользователей, списка игрушек, формы создания пользователя и сообщения об ошибке. Разметка написана на JSX, а стили вынесены в файл styles.css.</w:t>
       </w:r>
     </w:p>
     <w:p>
@@ -1755,7 +1895,7 @@
           <w:b w:val="0"/>
           <w:sz w:val="24"/>
         </w:rPr>
-        <w:t>HTML-разметка формируется через JSX. CSS-оформление вынесено в styles.css. Интерфейс содержит верхнюю панель с текущей ролью, форму входа, список игрушек, список пользователей и форму создания пользователя. На мобильных экранах сетка перестраивается в одну колонку.</w:t>
+        <w:t>Интерфейс состоит из верхней панели, блока авторизации, списка игрушек, списка пользователей и административной формы создания пользователя. Верхняя панель показывает название приложения и текущую категорию доступа. Если пользователь вошел в систему, рядом отображается кнопка выхода.</w:t>
       </w:r>
     </w:p>
     <w:p>
@@ -1769,7 +1909,7 @@
           <w:b w:val="0"/>
           <w:sz w:val="24"/>
         </w:rPr>
-        <w:t>Для обмена с сервером используется функция request из api.js. Она выполняет fetch-запрос, разбирает JSON-ответ и преобразует ошибки сервера в понятное сообщение для интерфейса.</w:t>
+        <w:t>Форма входа позволяет выбрать роль guest, client или admin. Для client используется логин client и пароль client123, для admin — admin и admin123. После успешного входа данные сессии сохраняются в LocalStorage, поэтому при обновлении страницы состояние входа восстанавливается.</w:t>
       </w:r>
     </w:p>
     <w:p>
@@ -1783,7 +1923,7 @@
           <w:b w:val="0"/>
           <w:sz w:val="24"/>
         </w:rPr>
-        <w:t>LocalStorage используется для хранения демо-сессии пользователя. После входа данные сохраняются под ключом toy-shelf-session, а после выхода удаляются. При обновлении страницы приложение восстанавливает состояние входа из LocalStorage.</w:t>
+        <w:t>Функции loadSession, saveSession и clearSession находятся в storage.js. Они работают с ключом toy-shelf-session. LocalStorage выбран потому, что он изучается в рамках курса и позволяет показать хранение состояния на стороне клиента. При этом в отчете отдельно отмечено, что чувствительные данные нельзя хранить в LocalStorage без дополнительных мер защиты.</w:t>
       </w:r>
     </w:p>
     <w:p>
@@ -1797,7 +1937,49 @@
           <w:b w:val="0"/>
           <w:sz w:val="24"/>
         </w:rPr>
-        <w:t>Управление доступом реализовано по категориям клиентов. Гость может войти без пароля и просматривать данные. Клиент входит с логином client и паролем client123. Администратор входит с логином admin и паролем admin123 и получает доступ к форме создания пользователя.</w:t>
+        <w:t>Функция request из api.js инкапсулирует работу с Fetch API. Она отправляет запрос на сервер, разбирает JSON-ответ, проверяет HTTP-статус и преобразует ошибки в текстовое сообщение. Благодаря этому App.jsx не дублирует обработку ошибок для каждого запроса.</w:t>
+      </w:r>
+    </w:p>
+    <w:p>
+      <w:pPr>
+        <w:spacing w:line="360" w:lineRule="auto" w:after="120"/>
+        <w:jc w:val="both"/>
+      </w:pPr>
+      <w:r>
+        <w:rPr>
+          <w:rFonts w:ascii="Times New Roman" w:hAnsi="Times New Roman" w:eastAsia="Times New Roman"/>
+          <w:b w:val="0"/>
+          <w:sz w:val="24"/>
+        </w:rPr>
+        <w:t>Управление доступом реализовано через условный рендеринг. Гость и клиент видят списки игрушек и пользователей. Администратор дополнительно видит форму создания пользователя. После отправки формы клиент вызывает POST /users, затем обновляет список пользователей через GET /users.</w:t>
+      </w:r>
+    </w:p>
+    <w:p>
+      <w:pPr>
+        <w:spacing w:line="360" w:lineRule="auto" w:after="120"/>
+        <w:jc w:val="both"/>
+      </w:pPr>
+      <w:r>
+        <w:rPr>
+          <w:rFonts w:ascii="Times New Roman" w:hAnsi="Times New Roman" w:eastAsia="Times New Roman"/>
+          <w:b w:val="0"/>
+          <w:sz w:val="24"/>
+        </w:rPr>
+        <w:t>CSS-файл задает визуальное оформление приложения: сетку контента, панели, элементы списков, формы, кнопки и адаптивное поведение. На экранах небольшой ширины двухколоночная сетка перестраивается в одну колонку, поэтому интерфейс остается читаемым на ноутбуках и мобильных устройствах.</w:t>
+      </w:r>
+    </w:p>
+    <w:p>
+      <w:pPr>
+        <w:spacing w:line="360" w:lineRule="auto" w:after="120"/>
+        <w:jc w:val="both"/>
+      </w:pPr>
+      <w:r>
+        <w:rPr>
+          <w:rFonts w:ascii="Times New Roman" w:hAnsi="Times New Roman" w:eastAsia="Times New Roman"/>
+          <w:b w:val="0"/>
+          <w:sz w:val="24"/>
+        </w:rPr>
+        <w:t>Для отчета рекомендуется приложить скриншоты: главный экран приложения, вход под клиентом, вход под администратором, форма создания пользователя, успешное добавление пользователя, ошибка валидации email, ответ GET /users и лог запросов backend в терминале.</w:t>
       </w:r>
     </w:p>
     <w:p>
@@ -1812,7 +1994,7 @@
           <w:b/>
           <w:sz w:val="28"/>
         </w:rPr>
-        <w:t>7. Тестирование приложения</w:t>
+        <w:t>7. Заключение</w:t>
       </w:r>
     </w:p>
     <w:p>
@@ -1826,7 +2008,7 @@
           <w:b w:val="0"/>
           <w:sz w:val="24"/>
         </w:rPr>
-        <w:t>Работоспособность приложения проверялась через интерфейс клиента и через прямые HTTP-запросы к серверу. Основные сценарии: получение списка пользователей, получение пользователя по id, создание пользователя, ошибка при некорректном email, ошибка при повторяющемся email и проверка исчезновения созданных данных после перезапуска сервера.</w:t>
+        <w:t>В ходе курсовой работы разработано клиент-серверное приложение Toy Shelf. Приложение реализует обязательные endpoint для работы с пользователями, хранит данные в памяти, выполняет валидацию email и обязательных полей, обрабатывает ошибки и возвращает JSON-ответы.</w:t>
       </w:r>
     </w:p>
     <w:p>
@@ -1840,7 +2022,7 @@
           <w:b w:val="0"/>
           <w:sz w:val="24"/>
         </w:rPr>
-        <w:t>Пример успешного POST-запроса: POST http://localhost:3000/users с телом {"name":"Test User","email":"test@example.com","age":20}. В ответ сервер возвращает созданный объект пользователя с автоматически сгенерированным id.</w:t>
+        <w:t>Серверная часть демонстрирует изученные возможности NestJS: модули, контроллеры, сервисы, провайдеры, декораторы, DTO, ValidationPipe, фильтр исключений и middleware логирования. Клиентская часть демонстрирует HTML/JSX, CSS, Fetch API, LocalStorage и управление доступом по категориям пользователей.</w:t>
       </w:r>
     </w:p>
     <w:p>
@@ -1854,7 +2036,21 @@
           <w:b w:val="0"/>
           <w:sz w:val="24"/>
         </w:rPr>
-        <w:t>Пример ошибки валидации: POST http://localhost:3000/users с email, не соответствующим формату адреса электронной почты. В этом случае ValidationPipe отклоняет запрос, а фильтр исключений возвращает JSON-ответ с кодом ошибки и деталями.</w:t>
+        <w:t>Поставленная задача выполнена в соответствии с индивидуальной постановкой: данные не сохраняются между перезапусками, API пользователей реализовано, обязательные поля проверяются, email валидируется, а приложение может быть запущено локально и проверено через браузер.</w:t>
+      </w:r>
+    </w:p>
+    <w:p>
+      <w:pPr>
+        <w:spacing w:line="360" w:lineRule="auto" w:after="120"/>
+        <w:jc w:val="both"/>
+      </w:pPr>
+      <w:r>
+        <w:rPr>
+          <w:rFonts w:ascii="Times New Roman" w:hAnsi="Times New Roman" w:eastAsia="Times New Roman"/>
+          <w:b w:val="0"/>
+          <w:sz w:val="24"/>
+        </w:rPr>
+        <w:t>Возможные направления развития проекта: перенос хранения данных из памяти в PostgreSQL, добавление серверных guards для проверки ролей, использование JWT, добавление полноценного CRUD для игрушек и автоматические тесты для контроллеров и сервисов.</w:t>
       </w:r>
     </w:p>
     <w:p>
@@ -1869,64 +2065,7 @@
           <w:b/>
           <w:sz w:val="28"/>
         </w:rPr>
-        <w:t>8. Заключение</w:t>
-      </w:r>
-    </w:p>
-    <w:p>
-      <w:pPr>
-        <w:spacing w:line="360" w:lineRule="auto" w:after="120"/>
-        <w:jc w:val="both"/>
-      </w:pPr>
-      <w:r>
-        <w:rPr>
-          <w:rFonts w:ascii="Times New Roman" w:hAnsi="Times New Roman" w:eastAsia="Times New Roman"/>
-          <w:b w:val="0"/>
-          <w:sz w:val="24"/>
-        </w:rPr>
-        <w:t>В результате выполнения курсовой работы разработано клиент-серверное приложение Toy Shelf. Серверная часть реализована на NestJS, клиентская часть — на React и Vite. Приложение демонстрирует работу REST API, HTML/JSX-разметки, CSS-оформления, LocalStorage, управления доступом по категориям пользователей и обработки HTTP-запросов.</w:t>
-      </w:r>
-    </w:p>
-    <w:p>
-      <w:pPr>
-        <w:spacing w:line="360" w:lineRule="auto" w:after="120"/>
-        <w:jc w:val="both"/>
-      </w:pPr>
-      <w:r>
-        <w:rPr>
-          <w:rFonts w:ascii="Times New Roman" w:hAnsi="Times New Roman" w:eastAsia="Times New Roman"/>
-          <w:b w:val="0"/>
-          <w:sz w:val="24"/>
-        </w:rPr>
-        <w:t>В серверной части применены контроллеры, сервисы, провайдеры, DTO, декораторы NestJS, библиотека class-validator, обработка исключений и логирование запросов. В клиентской части реализована работа с API, сохранение сессии и условное отображение интерфейса в зависимости от роли.</w:t>
-      </w:r>
-    </w:p>
-    <w:p>
-      <w:pPr>
-        <w:spacing w:line="360" w:lineRule="auto" w:after="120"/>
-        <w:jc w:val="both"/>
-      </w:pPr>
-      <w:r>
-        <w:rPr>
-          <w:rFonts w:ascii="Times New Roman" w:hAnsi="Times New Roman" w:eastAsia="Times New Roman"/>
-          <w:b w:val="0"/>
-          <w:sz w:val="24"/>
-        </w:rPr>
-        <w:t>Поставленная задача выполнена: обязательные endpoint /users реализованы, данные пользователей хранятся в памяти, email валидируется, обязательные поля проверяются, а работа приложения может быть продемонстрирована через браузер и HTTP-запросы.</w:t>
-      </w:r>
-    </w:p>
-    <w:p>
-      <w:pPr>
-        <w:pStyle w:val="Heading1"/>
-        <w:spacing w:before="240" w:after="240"/>
-        <w:jc w:val="left"/>
-      </w:pPr>
-      <w:r>
-        <w:rPr>
-          <w:rFonts w:ascii="Times New Roman" w:hAnsi="Times New Roman" w:eastAsia="Times New Roman"/>
-          <w:b/>
-          <w:sz w:val="28"/>
-        </w:rPr>
-        <w:t>9. Список литературы</w:t>
+        <w:t>8. Список литературы</w:t>
       </w:r>
     </w:p>
     <w:p>
@@ -1968,7 +2107,7 @@
           <w:b w:val="0"/>
           <w:sz w:val="24"/>
         </w:rPr>
-        <w:t>[3] Документация MDN Web Docs по Fetch API. URL: https://developer.mozilla.org/docs/Web/API/Fetch_API</w:t>
+        <w:t>[3] Документация Vite. URL: https://vite.dev/</w:t>
       </w:r>
     </w:p>
     <w:p>
@@ -1982,7 +2121,7 @@
           <w:b w:val="0"/>
           <w:sz w:val="24"/>
         </w:rPr>
-        <w:t>[4] Документация MDN Web Docs по LocalStorage. URL: https://developer.mozilla.org/docs/Web/API/Window/localStorage</w:t>
+        <w:t>[4] Документация MDN Web Docs по Fetch API. URL: https://developer.mozilla.org/docs/Web/API/Fetch_API</w:t>
       </w:r>
     </w:p>
     <w:p>
@@ -1996,7 +2135,7 @@
           <w:b w:val="0"/>
           <w:sz w:val="24"/>
         </w:rPr>
-        <w:t>[5] Документация class-validator. URL: https://github.com/typestack/class-validator</w:t>
+        <w:t>[5] Документация MDN Web Docs по LocalStorage. URL: https://developer.mozilla.org/docs/Web/API/Window/localStorage</w:t>
       </w:r>
     </w:p>
     <w:p>
@@ -2010,7 +2149,7 @@
           <w:b w:val="0"/>
           <w:sz w:val="24"/>
         </w:rPr>
-        <w:t>[6] ГОСТ 7.32-2017. Отчет о научно-исследовательской работе. Структура и правила оформления.</w:t>
+        <w:t>[6] Документация class-validator. URL: https://github.com/typestack/class-validator</w:t>
       </w:r>
     </w:p>
     <w:p>
@@ -2024,7 +2163,35 @@
           <w:b w:val="0"/>
           <w:sz w:val="24"/>
         </w:rPr>
-        <w:t>[7] Исходный код приложения Toy Shelf: архив КР-6__БИВТ-24-4__Кадыров_Артур_Рустамович__Toy_Shelf_Source.zip.</w:t>
+        <w:t>[7] Документация bcryptjs. URL: https://www.npmjs.com/package/bcryptjs</w:t>
+      </w:r>
+    </w:p>
+    <w:p>
+      <w:pPr>
+        <w:spacing w:line="360" w:lineRule="auto" w:after="120"/>
+        <w:jc w:val="both"/>
+      </w:pPr>
+      <w:r>
+        <w:rPr>
+          <w:rFonts w:ascii="Times New Roman" w:hAnsi="Times New Roman" w:eastAsia="Times New Roman"/>
+          <w:b w:val="0"/>
+          <w:sz w:val="24"/>
+        </w:rPr>
+        <w:t>[8] ГОСТ 7.32-2017. Отчет о научно-исследовательской работе. Структура и правила оформления.</w:t>
+      </w:r>
+    </w:p>
+    <w:p>
+      <w:pPr>
+        <w:spacing w:line="360" w:lineRule="auto" w:after="120"/>
+        <w:jc w:val="both"/>
+      </w:pPr>
+      <w:r>
+        <w:rPr>
+          <w:rFonts w:ascii="Times New Roman" w:hAnsi="Times New Roman" w:eastAsia="Times New Roman"/>
+          <w:b w:val="0"/>
+          <w:sz w:val="24"/>
+        </w:rPr>
+        <w:t>[9] Репозиторий исходного кода приложения Toy Shelf. URL: https://github.com/Artlogg/toy-shelf-coursework</w:t>
       </w:r>
     </w:p>
     <w:sectPr>

--- a/Documents/КР-6__БИВТ-24-4__Кадыров_Артур_Рустамович__Toy_Shelf.docx
+++ b/Documents/КР-6__БИВТ-24-4__Кадыров_Артур_Рустамович__Toy_Shelf.docx
@@ -335,7 +335,7 @@
           <w:b w:val="0"/>
           <w:sz w:val="24"/>
         </w:rPr>
-        <w:t>Предметной областью курсовой работы является разработка персонального клиент-серверного веб-приложения для учета игрушек и пользователей системы. Приложение Toy Shelf демонстрирует типовой сценарий работы небольшого веб-сервиса: пользователь открывает клиентскую часть в браузере, проходит демонстрационную авторизацию, просматривает каталог игрушек и список пользователей, а при наличии прав администратора создает новых пользователей.</w:t>
+        <w:t>Предметной областью курсовой работы является разработка персонального клиент-серверного веб-приложения для учета игрушек и пользователей системы. Приложение Toy Shelf демонстрирует типовой сценарий работы небольшого интернет-магазина игрушек: пользователь открывает клиентскую часть в браузере, проходит демонстрационную авторизацию, просматривает каталог, фильтрует товары по категориям, добавляет игрушки в корзину и видит итоговую сумму заказа.</w:t>
       </w:r>
     </w:p>
     <w:p>
@@ -462,7 +462,7 @@
           <w:b w:val="0"/>
           <w:sz w:val="24"/>
         </w:rPr>
-        <w:t>Дополнительно реализованы endpoint POST /auth/login для демонстрации категорий доступа и GET /toys для вывода каталога игрушек. Эти возможности не заменяют обязательные endpoint /users, а расширяют приложение и позволяют показать клиентскую работу с ролями.</w:t>
+        <w:t>Дополнительно реализованы endpoint POST /auth/login для демонстрации категорий доступа и GET /toys для вывода каталога игрушек. На клиентской стороне реализована корзина, которая сохраняется в LocalStorage. Эти возможности не заменяют обязательные endpoint /users, а расширяют приложение и позволяют показать более полноценный пользовательский сценарий.</w:t>
       </w:r>
     </w:p>
     <w:p>
@@ -505,7 +505,7 @@
           <w:b w:val="0"/>
           <w:sz w:val="24"/>
         </w:rPr>
-        <w:t>Клиентская часть отвечает за отображение интерфейса, хранение состояния, ввод данных, отправку fetch-запросов и сохранение демо-сессии в LocalStorage. Серверная часть отвечает за маршрутизацию, валидацию данных, выполнение бизнес-логики, формирование JSON-ответов, обработку исключений и логирование запросов.</w:t>
+        <w:t>Клиентская часть отвечает за отображение интерфейса, хранение состояния, ввод данных, отправку fetch-запросов, сохранение демо-сессии и корзины в LocalStorage. Серверная часть отвечает за маршрутизацию, валидацию данных, выполнение бизнес-логики, формирование JSON-ответов, обработку исключений и логирование запросов.</w:t>
       </w:r>
     </w:p>
     <w:p>
@@ -884,7 +884,7 @@
           <w:b w:val="0"/>
           <w:sz w:val="24"/>
         </w:rPr>
-        <w:t>Дополнительная структура Toy используется для отображения темы приложения. Она содержит id, title, category, price и available. Данные игрушек также хранятся в памяти и служат для демонстрации интерфейса и работы клиента с API.</w:t>
+        <w:t>Дополнительная структура Toy используется для отображения темы приложения. Она содержит id, title, category, price, available, stock, rating, description и image. Данные игрушек также хранятся в памяти и служат для демонстрации интерфейса магазина, карточек товаров, фильтра категорий и работы клиента с API.</w:t>
       </w:r>
     </w:p>
     <w:p>
@@ -1895,7 +1895,7 @@
           <w:b w:val="0"/>
           <w:sz w:val="24"/>
         </w:rPr>
-        <w:t>Интерфейс состоит из верхней панели, блока авторизации, списка игрушек, списка пользователей и административной формы создания пользователя. Верхняя панель показывает название приложения и текущую категорию доступа. Если пользователь вошел в систему, рядом отображается кнопка выхода.</w:t>
+        <w:t>Интерфейс состоит из главного блока с краткой статистикой, формы авторизации, каталога игрушек, фильтра категорий, корзины, списка пользователей и административной формы создания пользователя. Верхняя панель показывает текущую категорию доступа. Если пользователь вошел в систему, рядом отображается кнопка выхода.</w:t>
       </w:r>
     </w:p>
     <w:p>
@@ -1923,7 +1923,7 @@
           <w:b w:val="0"/>
           <w:sz w:val="24"/>
         </w:rPr>
-        <w:t>Функции loadSession, saveSession и clearSession находятся в storage.js. Они работают с ключом toy-shelf-session. LocalStorage выбран потому, что он изучается в рамках курса и позволяет показать хранение состояния на стороне клиента. При этом в отчете отдельно отмечено, что чувствительные данные нельзя хранить в LocalStorage без дополнительных мер защиты.</w:t>
+        <w:t>Функции loadSession, saveSession и clearSession находятся в storage.js. Они работают с ключом toy-shelf-session. Для корзины используются loadCart, saveCart и clearCart с отдельным ключом toy-shelf-cart. LocalStorage выбран потому, что он изучается в рамках курса и позволяет показать хранение состояния на стороне клиента. При этом в отчете отдельно отмечено, что чувствительные данные нельзя хранить в LocalStorage без дополнительных мер защиты.</w:t>
       </w:r>
     </w:p>
     <w:p>
@@ -1951,7 +1951,7 @@
           <w:b w:val="0"/>
           <w:sz w:val="24"/>
         </w:rPr>
-        <w:t>Управление доступом реализовано через условный рендеринг. Гость и клиент видят списки игрушек и пользователей. Администратор дополнительно видит форму создания пользователя. После отправки формы клиент вызывает POST /users, затем обновляет список пользователей через GET /users.</w:t>
+        <w:t>Управление доступом реализовано через условный рендеринг. Гость может просматривать витрину, клиент и администратор могут добавлять товары в корзину и оформлять демонстрационный заказ. Администратор дополнительно видит форму создания пользователя. После отправки формы клиент вызывает POST /users, затем обновляет список пользователей через GET /users.</w:t>
       </w:r>
     </w:p>
     <w:p>
@@ -1979,7 +1979,7 @@
           <w:b w:val="0"/>
           <w:sz w:val="24"/>
         </w:rPr>
-        <w:t>Для отчета рекомендуется приложить скриншоты: главный экран приложения, вход под клиентом, вход под администратором, форма создания пользователя, успешное добавление пользователя, ошибка валидации email, ответ GET /users и лог запросов backend в терминале.</w:t>
+        <w:t>Для отчета рекомендуется приложить скриншоты: главный экран приложения, карточки товаров с изображениями, фильтр категорий, корзину с итоговой суммой, вход под клиентом, вход под администратором, форму создания пользователя, успешное добавление пользователя, ошибку валидации email, ответ GET /users, ответ GET /toys и лог запросов backend в терминале.</w:t>
       </w:r>
     </w:p>
     <w:p>
@@ -2022,7 +2022,7 @@
           <w:b w:val="0"/>
           <w:sz w:val="24"/>
         </w:rPr>
-        <w:t>Серверная часть демонстрирует изученные возможности NestJS: модули, контроллеры, сервисы, провайдеры, декораторы, DTO, ValidationPipe, фильтр исключений и middleware логирования. Клиентская часть демонстрирует HTML/JSX, CSS, Fetch API, LocalStorage и управление доступом по категориям пользователей.</w:t>
+        <w:t>Серверная часть демонстрирует изученные возможности NestJS: модули, контроллеры, сервисы, провайдеры, декораторы, DTO, ValidationPipe, фильтр исключений и middleware логирования. Клиентская часть демонстрирует HTML/JSX, CSS, Fetch API, LocalStorage, витрину товаров, корзину и управление доступом по категориям пользователей.</w:t>
       </w:r>
     </w:p>
     <w:p>
